--- a/docs-kits/kit-template/kit-template.docx
+++ b/docs-kits/kit-template/kit-template.docx
@@ -32,7 +32,7 @@
         <w:rPr>
           <w:sz w:val="24"/>
         </w:rPr>
-        <w:t>Generated: 2026-01-08</w:t>
+        <w:t>Generated: 2026-01-28</w:t>
       </w:r>
     </w:p>
     <w:p>
@@ -270,11 +270,9 @@
       <w:r>
         <w:t>kit-template/</w:t>
         <w:br/>
-        <w:t>├── README.md                    # Main guide - START HERE</w:t>
+        <w:t>├── README.md                    # Main guide - START HERE (REMOVE THIS FILE BEFORE PUBLISHING)</w:t>
         <w:br/>
-        <w:t>├── CHANGELOG.md                 # Version history template</w:t>
-        <w:br/>
-        <w:t>├── CODEOWNERS                   # Maintainer assignments template</w:t>
+        <w:t>├── changelog.md                 # Version history template</w:t>
         <w:br/>
         <w:t>│</w:t>
         <w:br/>
@@ -335,6 +333,8 @@
         <w:t>└── resources/                      # Images, diagrams, files</w:t>
         <w:br/>
         <w:t xml:space="preserve">        img/</w:t>
+        <w:br/>
+        <w:t xml:space="preserve">         └── REUSE.toml              # License from each image</w:t>
       </w:r>
     </w:p>
     <w:p>
@@ -2455,7 +2455,7 @@
     <w:p>
       <w:pPr>
         <w:sectPr>
-          <w:footerReference w:type="default" r:id="rId22"/>
+          <w:footerReference w:type="default" r:id="rId21"/>
           <w:pgSz w:w="12240" w:h="15840"/>
           <w:pgMar w:top="1440" w:right="1800" w:bottom="1440" w:left="1800" w:header="720" w:footer="720" w:gutter="0"/>
           <w:cols w:space="720"/>
@@ -2477,14 +2477,6 @@
       </w:pPr>
       <w:r>
         <w:t>KIT NAME Icon</w:t>
-      </w:r>
-    </w:p>
-    <w:p>
-      <w:pPr>
-        <w:jc w:val="center"/>
-      </w:pPr>
-      <w:r>
-        <w:t>[SVG Image: tx-black-kit.svg]</w:t>
       </w:r>
     </w:p>
     <w:p>
@@ -2734,7 +2726,7 @@
               <a:graphicData uri="http://schemas.openxmlformats.org/drawingml/2006/picture">
                 <pic:pic>
                   <pic:nvPicPr>
-                    <pic:cNvPr id="0" name="tmpvsuzbaev.png"/>
+                    <pic:cNvPr id="0" name="tmppwc_b6z5.png"/>
                     <pic:cNvPicPr/>
                   </pic:nvPicPr>
                   <pic:blipFill>
@@ -3256,6 +3248,360 @@
       <w:pPr>
         <w:sectPr>
           <w:headerReference w:type="default" r:id="rId9"/>
+          <w:footerReference w:type="default" r:id="rId22"/>
+          <w:pgSz w:w="12240" w:h="15840"/>
+          <w:pgMar w:top="1440" w:right="1800" w:bottom="1440" w:left="1800" w:header="720" w:footer="720" w:gutter="0"/>
+          <w:cols w:space="720"/>
+          <w:docGrid w:linePitch="360"/>
+        </w:sectPr>
+      </w:pPr>
+    </w:p>
+    <w:p>
+      <w:r>
+        <w:br w:type="page"/>
+      </w:r>
+    </w:p>
+    <w:p>
+      <w:pPr>
+        <w:pStyle w:val="Heading1"/>
+      </w:pPr>
+      <w:r>
+        <w:t>Changelog</w:t>
+      </w:r>
+    </w:p>
+    <w:p>
+      <w:r>
+        <w:t>All notable changes to this KIT will be documented in this file.</w:t>
+      </w:r>
+    </w:p>
+    <w:p>
+      <w:r>
+        <w:t>The format is based on Keep a Changelog,</w:t>
+        <w:br/>
+        <w:t>and this project adheres to Semantic Versioning.</w:t>
+      </w:r>
+    </w:p>
+    <w:p>
+      <w:pPr>
+        <w:pStyle w:val="Heading2"/>
+      </w:pPr>
+      <w:r>
+        <w:t>[Unreleased]</w:t>
+      </w:r>
+    </w:p>
+    <w:p>
+      <w:pPr>
+        <w:pStyle w:val="Heading3"/>
+      </w:pPr>
+      <w:r>
+        <w:t>Added</w:t>
+      </w:r>
+    </w:p>
+    <w:p>
+      <w:pPr>
+        <w:pStyle w:val="Heading3"/>
+      </w:pPr>
+      <w:r>
+        <w:t>Changed</w:t>
+      </w:r>
+    </w:p>
+    <w:p>
+      <w:pPr>
+        <w:pStyle w:val="Heading3"/>
+      </w:pPr>
+      <w:r>
+        <w:t>Deprecated</w:t>
+      </w:r>
+    </w:p>
+    <w:p>
+      <w:pPr>
+        <w:pStyle w:val="Heading3"/>
+      </w:pPr>
+      <w:r>
+        <w:t>Removed</w:t>
+      </w:r>
+    </w:p>
+    <w:p>
+      <w:pPr>
+        <w:pStyle w:val="Heading3"/>
+      </w:pPr>
+      <w:r>
+        <w:t>Fixed</w:t>
+      </w:r>
+    </w:p>
+    <w:p>
+      <w:pPr>
+        <w:pStyle w:val="Heading3"/>
+      </w:pPr>
+      <w:r>
+        <w:t>Security</w:t>
+      </w:r>
+    </w:p>
+    <w:p>
+      <w:r>
+        <w:t>________________________________________________________________________________</w:t>
+      </w:r>
+    </w:p>
+    <w:p>
+      <w:pPr>
+        <w:pStyle w:val="Heading2"/>
+      </w:pPr>
+      <w:r>
+        <w:t>Version History</w:t>
+      </w:r>
+    </w:p>
+    <w:p>
+      <w:pPr>
+        <w:pStyle w:val="Heading2"/>
+      </w:pPr>
+      <w:r>
+        <w:t>[1.0.0] - YYYY-MM-DD</w:t>
+      </w:r>
+    </w:p>
+    <w:p>
+      <w:pPr>
+        <w:pStyle w:val="Heading3"/>
+      </w:pPr>
+      <w:r>
+        <w:t>Added</w:t>
+      </w:r>
+    </w:p>
+    <w:p>
+      <w:pPr>
+        <w:pStyle w:val="ListBullet"/>
+      </w:pPr>
+      <w:r>
+        <w:t>Initial release of [KIT_NAME] KIT</w:t>
+      </w:r>
+    </w:p>
+    <w:p>
+      <w:pPr>
+        <w:pStyle w:val="ListBullet"/>
+      </w:pPr>
+      <w:r>
+        <w:t>Complete adoption view documentation including:</w:t>
+      </w:r>
+    </w:p>
+    <w:p>
+      <w:pPr>
+        <w:pStyle w:val="ListBullet"/>
+      </w:pPr>
+      <w:r>
+        <w:t>Vision and mission statement</w:t>
+      </w:r>
+    </w:p>
+    <w:p>
+      <w:pPr>
+        <w:pStyle w:val="ListBullet"/>
+      </w:pPr>
+      <w:r>
+        <w:t>Business value propositions</w:t>
+      </w:r>
+    </w:p>
+    <w:p>
+      <w:pPr>
+        <w:pStyle w:val="ListBullet"/>
+      </w:pPr>
+      <w:r>
+        <w:t>Use case documentation</w:t>
+      </w:r>
+    </w:p>
+    <w:p>
+      <w:pPr>
+        <w:pStyle w:val="ListBullet"/>
+      </w:pPr>
+      <w:r>
+        <w:t>Business process descriptions</w:t>
+      </w:r>
+    </w:p>
+    <w:p>
+      <w:pPr>
+        <w:pStyle w:val="ListBullet"/>
+      </w:pPr>
+      <w:r>
+        <w:t>Semantic models</w:t>
+      </w:r>
+    </w:p>
+    <w:p>
+      <w:pPr>
+        <w:pStyle w:val="ListBullet"/>
+      </w:pPr>
+      <w:r>
+        <w:t>Standards compliance documentation</w:t>
+      </w:r>
+    </w:p>
+    <w:p>
+      <w:pPr>
+        <w:pStyle w:val="ListBullet"/>
+      </w:pPr>
+      <w:r>
+        <w:t>Complete development view documentation including:</w:t>
+      </w:r>
+    </w:p>
+    <w:p>
+      <w:pPr>
+        <w:pStyle w:val="ListBullet"/>
+      </w:pPr>
+      <w:r>
+        <w:t>Architecture overview and diagrams</w:t>
+      </w:r>
+    </w:p>
+    <w:p>
+      <w:pPr>
+        <w:pStyle w:val="ListBullet"/>
+      </w:pPr>
+      <w:r>
+        <w:t>API specifications (OpenAPI/Swagger)</w:t>
+      </w:r>
+    </w:p>
+    <w:p>
+      <w:pPr>
+        <w:pStyle w:val="ListBullet"/>
+      </w:pPr>
+      <w:r>
+        <w:t>Component and sequence diagrams</w:t>
+      </w:r>
+    </w:p>
+    <w:p>
+      <w:pPr>
+        <w:pStyle w:val="ListBullet"/>
+      </w:pPr>
+      <w:r>
+        <w:t>Logic and schema definitions</w:t>
+      </w:r>
+    </w:p>
+    <w:p>
+      <w:pPr>
+        <w:pStyle w:val="ListBullet"/>
+      </w:pPr>
+      <w:r>
+        <w:t>Sample data and test cases</w:t>
+      </w:r>
+    </w:p>
+    <w:p>
+      <w:pPr>
+        <w:pStyle w:val="ListBullet"/>
+      </w:pPr>
+      <w:r>
+        <w:t>Developer tutorials</w:t>
+      </w:r>
+    </w:p>
+    <w:p>
+      <w:pPr>
+        <w:pStyle w:val="ListBullet"/>
+      </w:pPr>
+      <w:r>
+        <w:t>Complete operations view documentation including:</w:t>
+      </w:r>
+    </w:p>
+    <w:p>
+      <w:pPr>
+        <w:pStyle w:val="ListBullet"/>
+      </w:pPr>
+      <w:r>
+        <w:t>Deployment guides and scripts</w:t>
+      </w:r>
+    </w:p>
+    <w:p>
+      <w:pPr>
+        <w:pStyle w:val="ListBullet"/>
+      </w:pPr>
+      <w:r>
+        <w:t>Configuration management</w:t>
+      </w:r>
+    </w:p>
+    <w:p>
+      <w:pPr>
+        <w:pStyle w:val="ListBullet"/>
+      </w:pPr>
+      <w:r>
+        <w:t>Monitoring and logging guidelines</w:t>
+      </w:r>
+    </w:p>
+    <w:p>
+      <w:pPr>
+        <w:pStyle w:val="ListBullet"/>
+      </w:pPr>
+      <w:r>
+        <w:t>Security best practices</w:t>
+      </w:r>
+    </w:p>
+    <w:p>
+      <w:pPr>
+        <w:pStyle w:val="ListBullet"/>
+      </w:pPr>
+      <w:r>
+        <w:t>Troubleshooting guides</w:t>
+      </w:r>
+    </w:p>
+    <w:p>
+      <w:pPr>
+        <w:pStyle w:val="ListBullet"/>
+      </w:pPr>
+      <w:r>
+        <w:t>Industry extensions for [INDUSTRY_NAME]</w:t>
+      </w:r>
+    </w:p>
+    <w:p>
+      <w:pPr>
+        <w:pStyle w:val="ListBullet"/>
+      </w:pPr>
+      <w:r>
+        <w:t>Reference implementation documentation</w:t>
+      </w:r>
+    </w:p>
+    <w:p>
+      <w:pPr>
+        <w:pStyle w:val="ListBullet"/>
+      </w:pPr>
+      <w:r>
+        <w:t>Success stories and case studies</w:t>
+      </w:r>
+    </w:p>
+    <w:p>
+      <w:pPr>
+        <w:pStyle w:val="Heading3"/>
+      </w:pPr>
+      <w:r>
+        <w:t>Changed</w:t>
+      </w:r>
+    </w:p>
+    <w:p>
+      <w:pPr>
+        <w:pStyle w:val="Heading3"/>
+      </w:pPr>
+      <w:r>
+        <w:t>Deprecated</w:t>
+      </w:r>
+    </w:p>
+    <w:p>
+      <w:pPr>
+        <w:pStyle w:val="Heading3"/>
+      </w:pPr>
+      <w:r>
+        <w:t>Removed</w:t>
+      </w:r>
+    </w:p>
+    <w:p>
+      <w:pPr>
+        <w:pStyle w:val="Heading3"/>
+      </w:pPr>
+      <w:r>
+        <w:t>Fixed</w:t>
+      </w:r>
+    </w:p>
+    <w:p>
+      <w:pPr>
+        <w:pStyle w:val="Heading3"/>
+      </w:pPr>
+      <w:r>
+        <w:t>Security</w:t>
+      </w:r>
+    </w:p>
+    <w:p>
+      <w:pPr>
+        <w:sectPr>
+          <w:headerReference w:type="default" r:id="rId11"/>
           <w:footerReference w:type="default" r:id="rId23"/>
           <w:pgSz w:w="12240" w:h="15840"/>
           <w:pgMar w:top="1440" w:right="1800" w:bottom="1440" w:left="1800" w:header="720" w:footer="720" w:gutter="0"/>
@@ -3265,364 +3611,10 @@
       </w:pPr>
     </w:p>
     <w:p>
-      <w:r>
-        <w:br w:type="page"/>
-      </w:r>
-    </w:p>
-    <w:p>
-      <w:pPr>
-        <w:pStyle w:val="Heading1"/>
-      </w:pPr>
-      <w:r>
-        <w:t>Changelog</w:t>
-      </w:r>
-    </w:p>
-    <w:p>
-      <w:r>
-        <w:t>All notable changes to this KIT will be documented in this file.</w:t>
-      </w:r>
-    </w:p>
-    <w:p>
-      <w:r>
-        <w:t>The format is based on Keep a Changelog,</w:t>
-        <w:br/>
-        <w:t>and this project adheres to Semantic Versioning.</w:t>
-      </w:r>
-    </w:p>
-    <w:p>
       <w:pPr>
         <w:pStyle w:val="Heading2"/>
       </w:pPr>
       <w:r>
-        <w:t>[Unreleased]</w:t>
-      </w:r>
-    </w:p>
-    <w:p>
-      <w:pPr>
-        <w:pStyle w:val="Heading3"/>
-      </w:pPr>
-      <w:r>
-        <w:t>Added</w:t>
-      </w:r>
-    </w:p>
-    <w:p>
-      <w:pPr>
-        <w:pStyle w:val="Heading3"/>
-      </w:pPr>
-      <w:r>
-        <w:t>Changed</w:t>
-      </w:r>
-    </w:p>
-    <w:p>
-      <w:pPr>
-        <w:pStyle w:val="Heading3"/>
-      </w:pPr>
-      <w:r>
-        <w:t>Deprecated</w:t>
-      </w:r>
-    </w:p>
-    <w:p>
-      <w:pPr>
-        <w:pStyle w:val="Heading3"/>
-      </w:pPr>
-      <w:r>
-        <w:t>Removed</w:t>
-      </w:r>
-    </w:p>
-    <w:p>
-      <w:pPr>
-        <w:pStyle w:val="Heading3"/>
-      </w:pPr>
-      <w:r>
-        <w:t>Fixed</w:t>
-      </w:r>
-    </w:p>
-    <w:p>
-      <w:pPr>
-        <w:pStyle w:val="Heading3"/>
-      </w:pPr>
-      <w:r>
-        <w:t>Security</w:t>
-      </w:r>
-    </w:p>
-    <w:p>
-      <w:r>
-        <w:t>________________________________________________________________________________</w:t>
-      </w:r>
-    </w:p>
-    <w:p>
-      <w:pPr>
-        <w:pStyle w:val="Heading2"/>
-      </w:pPr>
-      <w:r>
-        <w:t>Version History</w:t>
-      </w:r>
-    </w:p>
-    <w:p>
-      <w:pPr>
-        <w:pStyle w:val="Heading2"/>
-      </w:pPr>
-      <w:r>
-        <w:t>[1.0.0] - YYYY-MM-DD</w:t>
-      </w:r>
-    </w:p>
-    <w:p>
-      <w:pPr>
-        <w:pStyle w:val="Heading3"/>
-      </w:pPr>
-      <w:r>
-        <w:t>Added</w:t>
-      </w:r>
-    </w:p>
-    <w:p>
-      <w:pPr>
-        <w:pStyle w:val="ListBullet"/>
-      </w:pPr>
-      <w:r>
-        <w:t>Initial release of [KIT_NAME] KIT</w:t>
-      </w:r>
-    </w:p>
-    <w:p>
-      <w:pPr>
-        <w:pStyle w:val="ListBullet"/>
-      </w:pPr>
-      <w:r>
-        <w:t>Complete adoption view documentation including:</w:t>
-      </w:r>
-    </w:p>
-    <w:p>
-      <w:pPr>
-        <w:pStyle w:val="ListBullet"/>
-      </w:pPr>
-      <w:r>
-        <w:t>Vision and mission statement</w:t>
-      </w:r>
-    </w:p>
-    <w:p>
-      <w:pPr>
-        <w:pStyle w:val="ListBullet"/>
-      </w:pPr>
-      <w:r>
-        <w:t>Business value propositions</w:t>
-      </w:r>
-    </w:p>
-    <w:p>
-      <w:pPr>
-        <w:pStyle w:val="ListBullet"/>
-      </w:pPr>
-      <w:r>
-        <w:t>Use case documentation</w:t>
-      </w:r>
-    </w:p>
-    <w:p>
-      <w:pPr>
-        <w:pStyle w:val="ListBullet"/>
-      </w:pPr>
-      <w:r>
-        <w:t>Business process descriptions</w:t>
-      </w:r>
-    </w:p>
-    <w:p>
-      <w:pPr>
-        <w:pStyle w:val="ListBullet"/>
-      </w:pPr>
-      <w:r>
-        <w:t>Semantic models</w:t>
-      </w:r>
-    </w:p>
-    <w:p>
-      <w:pPr>
-        <w:pStyle w:val="ListBullet"/>
-      </w:pPr>
-      <w:r>
-        <w:t>Standards compliance documentation</w:t>
-      </w:r>
-    </w:p>
-    <w:p>
-      <w:pPr>
-        <w:pStyle w:val="ListBullet"/>
-      </w:pPr>
-      <w:r>
-        <w:t>Complete development view documentation including:</w:t>
-      </w:r>
-    </w:p>
-    <w:p>
-      <w:pPr>
-        <w:pStyle w:val="ListBullet"/>
-      </w:pPr>
-      <w:r>
-        <w:t>Architecture overview and diagrams</w:t>
-      </w:r>
-    </w:p>
-    <w:p>
-      <w:pPr>
-        <w:pStyle w:val="ListBullet"/>
-      </w:pPr>
-      <w:r>
-        <w:t>API specifications (OpenAPI/Swagger)</w:t>
-      </w:r>
-    </w:p>
-    <w:p>
-      <w:pPr>
-        <w:pStyle w:val="ListBullet"/>
-      </w:pPr>
-      <w:r>
-        <w:t>Component and sequence diagrams</w:t>
-      </w:r>
-    </w:p>
-    <w:p>
-      <w:pPr>
-        <w:pStyle w:val="ListBullet"/>
-      </w:pPr>
-      <w:r>
-        <w:t>Logic and schema definitions</w:t>
-      </w:r>
-    </w:p>
-    <w:p>
-      <w:pPr>
-        <w:pStyle w:val="ListBullet"/>
-      </w:pPr>
-      <w:r>
-        <w:t>Sample data and test cases</w:t>
-      </w:r>
-    </w:p>
-    <w:p>
-      <w:pPr>
-        <w:pStyle w:val="ListBullet"/>
-      </w:pPr>
-      <w:r>
-        <w:t>Developer tutorials</w:t>
-      </w:r>
-    </w:p>
-    <w:p>
-      <w:pPr>
-        <w:pStyle w:val="ListBullet"/>
-      </w:pPr>
-      <w:r>
-        <w:t>Complete operations view documentation including:</w:t>
-      </w:r>
-    </w:p>
-    <w:p>
-      <w:pPr>
-        <w:pStyle w:val="ListBullet"/>
-      </w:pPr>
-      <w:r>
-        <w:t>Deployment guides and scripts</w:t>
-      </w:r>
-    </w:p>
-    <w:p>
-      <w:pPr>
-        <w:pStyle w:val="ListBullet"/>
-      </w:pPr>
-      <w:r>
-        <w:t>Configuration management</w:t>
-      </w:r>
-    </w:p>
-    <w:p>
-      <w:pPr>
-        <w:pStyle w:val="ListBullet"/>
-      </w:pPr>
-      <w:r>
-        <w:t>Monitoring and logging guidelines</w:t>
-      </w:r>
-    </w:p>
-    <w:p>
-      <w:pPr>
-        <w:pStyle w:val="ListBullet"/>
-      </w:pPr>
-      <w:r>
-        <w:t>Security best practices</w:t>
-      </w:r>
-    </w:p>
-    <w:p>
-      <w:pPr>
-        <w:pStyle w:val="ListBullet"/>
-      </w:pPr>
-      <w:r>
-        <w:t>Troubleshooting guides</w:t>
-      </w:r>
-    </w:p>
-    <w:p>
-      <w:pPr>
-        <w:pStyle w:val="ListBullet"/>
-      </w:pPr>
-      <w:r>
-        <w:t>Industry extensions for [INDUSTRY_NAME]</w:t>
-      </w:r>
-    </w:p>
-    <w:p>
-      <w:pPr>
-        <w:pStyle w:val="ListBullet"/>
-      </w:pPr>
-      <w:r>
-        <w:t>Reference implementation documentation</w:t>
-      </w:r>
-    </w:p>
-    <w:p>
-      <w:pPr>
-        <w:pStyle w:val="ListBullet"/>
-      </w:pPr>
-      <w:r>
-        <w:t>Success stories and case studies</w:t>
-      </w:r>
-    </w:p>
-    <w:p>
-      <w:pPr>
-        <w:pStyle w:val="Heading3"/>
-      </w:pPr>
-      <w:r>
-        <w:t>Changed</w:t>
-      </w:r>
-    </w:p>
-    <w:p>
-      <w:pPr>
-        <w:pStyle w:val="Heading3"/>
-      </w:pPr>
-      <w:r>
-        <w:t>Deprecated</w:t>
-      </w:r>
-    </w:p>
-    <w:p>
-      <w:pPr>
-        <w:pStyle w:val="Heading3"/>
-      </w:pPr>
-      <w:r>
-        <w:t>Removed</w:t>
-      </w:r>
-    </w:p>
-    <w:p>
-      <w:pPr>
-        <w:pStyle w:val="Heading3"/>
-      </w:pPr>
-      <w:r>
-        <w:t>Fixed</w:t>
-      </w:r>
-    </w:p>
-    <w:p>
-      <w:pPr>
-        <w:pStyle w:val="Heading3"/>
-      </w:pPr>
-      <w:r>
-        <w:t>Security</w:t>
-      </w:r>
-    </w:p>
-    <w:p>
-      <w:pPr>
-        <w:sectPr>
-          <w:headerReference w:type="default" r:id="rId11"/>
-          <w:footerReference w:type="default" r:id="rId24"/>
-          <w:pgSz w:w="12240" w:h="15840"/>
-          <w:pgMar w:top="1440" w:right="1800" w:bottom="1440" w:left="1800" w:header="720" w:footer="720" w:gutter="0"/>
-          <w:cols w:space="720"/>
-          <w:docGrid w:linePitch="360"/>
-        </w:sectPr>
-      </w:pPr>
-    </w:p>
-    <w:p>
-      <w:pPr>
-        <w:pStyle w:val="Heading2"/>
-      </w:pPr>
-      <w:r>
         <w:t>Architecture View</w:t>
       </w:r>
     </w:p>
@@ -3632,14 +3624,6 @@
       </w:pPr>
       <w:r>
         <w:t>KIT NAME Icon</w:t>
-      </w:r>
-    </w:p>
-    <w:p>
-      <w:pPr>
-        <w:jc w:val="center"/>
-      </w:pPr>
-      <w:r>
-        <w:t>[SVG Image: tx-black-kit.svg]</w:t>
       </w:r>
     </w:p>
     <w:p>
@@ -3693,7 +3677,7 @@
               <a:graphicData uri="http://schemas.openxmlformats.org/drawingml/2006/picture">
                 <pic:pic>
                   <pic:nvPicPr>
-                    <pic:cNvPr id="0" name="tmps2anfma2.png"/>
+                    <pic:cNvPr id="0" name="tmpfb00aiw9.png"/>
                     <pic:cNvPicPr/>
                   </pic:nvPicPr>
                   <pic:blipFill>
@@ -3882,7 +3866,7 @@
       <w:pPr>
         <w:sectPr>
           <w:headerReference w:type="default" r:id="rId12"/>
-          <w:footerReference w:type="default" r:id="rId25"/>
+          <w:footerReference w:type="default" r:id="rId24"/>
           <w:pgSz w:w="12240" w:h="15840"/>
           <w:pgMar w:top="1440" w:right="1800" w:bottom="1440" w:left="1800" w:header="720" w:footer="720" w:gutter="0"/>
           <w:cols w:space="720"/>
@@ -3904,14 +3888,6 @@
       </w:pPr>
       <w:r>
         <w:t>KIT NAME Icon</w:t>
-      </w:r>
-    </w:p>
-    <w:p>
-      <w:pPr>
-        <w:jc w:val="center"/>
-      </w:pPr>
-      <w:r>
-        <w:t>[SVG Image: tx-black-kit.svg]</w:t>
       </w:r>
     </w:p>
     <w:p>
@@ -3972,7 +3948,7 @@
               <a:graphicData uri="http://schemas.openxmlformats.org/drawingml/2006/picture">
                 <pic:pic>
                   <pic:nvPicPr>
-                    <pic:cNvPr id="0" name="tmp4fjcqc9b.png"/>
+                    <pic:cNvPr id="0" name="tmpbuy47y5f.png"/>
                     <pic:cNvPicPr/>
                   </pic:nvPicPr>
                   <pic:blipFill>
@@ -4064,7 +4040,6 @@
     <w:p>
       <w:pPr>
         <w:spacing w:before="240" w:after="120"/>
-        <w:jc w:val="center"/>
       </w:pPr>
       <w:r>
         <w:rPr>
@@ -4072,59 +4047,7 @@
           <w:color w:val="2C3E50"/>
           <w:sz w:val="22"/>
         </w:rPr>
-        <w:t>📊 Diagram</w:t>
-      </w:r>
-    </w:p>
-    <w:p>
-      <w:pPr>
-        <w:jc w:val="center"/>
-      </w:pPr>
-      <w:r>
-        <w:drawing>
-          <wp:inline xmlns:a="http://schemas.openxmlformats.org/drawingml/2006/main" xmlns:pic="http://schemas.openxmlformats.org/drawingml/2006/picture">
-            <wp:extent cx="5486400" cy="3566478"/>
-            <wp:docPr id="4" name="Picture 4"/>
-            <wp:cNvGraphicFramePr>
-              <a:graphicFrameLocks noChangeAspect="1"/>
-            </wp:cNvGraphicFramePr>
-            <a:graphic>
-              <a:graphicData uri="http://schemas.openxmlformats.org/drawingml/2006/picture">
-                <pic:pic>
-                  <pic:nvPicPr>
-                    <pic:cNvPr id="0" name="tmpt3uibrwc.png"/>
-                    <pic:cNvPicPr/>
-                  </pic:nvPicPr>
-                  <pic:blipFill>
-                    <a:blip r:embed="rId16"/>
-                    <a:stretch>
-                      <a:fillRect/>
-                    </a:stretch>
-                  </pic:blipFill>
-                  <pic:spPr>
-                    <a:xfrm>
-                      <a:off x="0" y="0"/>
-                      <a:ext cx="5486400" cy="3566478"/>
-                    </a:xfrm>
-                    <a:prstGeom prst="rect"/>
-                  </pic:spPr>
-                </pic:pic>
-              </a:graphicData>
-            </a:graphic>
-          </wp:inline>
-        </w:drawing>
-      </w:r>
-    </w:p>
-    <w:p>
-      <w:pPr>
-        <w:spacing w:before="120" w:after="60"/>
-      </w:pPr>
-      <w:r>
-        <w:rPr>
-          <w:i/>
-          <w:color w:val="646464"/>
-          <w:sz w:val="18"/>
-        </w:rPr>
-        <w:t>Source Code:</w:t>
+        <w:t>📊 Diagram (Code)</w:t>
       </w:r>
     </w:p>
     <w:p>
@@ -4751,6 +4674,91 @@
       <w:pPr>
         <w:sectPr>
           <w:headerReference w:type="default" r:id="rId14"/>
+          <w:footerReference w:type="default" r:id="rId25"/>
+          <w:pgSz w:w="12240" w:h="15840"/>
+          <w:pgMar w:top="1440" w:right="1800" w:bottom="1440" w:left="1800" w:header="720" w:footer="720" w:gutter="0"/>
+          <w:cols w:space="720"/>
+          <w:docGrid w:linePitch="360"/>
+        </w:sectPr>
+      </w:pPr>
+    </w:p>
+    <w:p>
+      <w:pPr>
+        <w:pStyle w:val="Heading2"/>
+      </w:pPr>
+      <w:r>
+        <w:t>Sample data</w:t>
+      </w:r>
+    </w:p>
+    <w:p>
+      <w:pPr>
+        <w:jc w:val="center"/>
+      </w:pPr>
+      <w:r>
+        <w:t>KIT NAME Icon</w:t>
+      </w:r>
+    </w:p>
+    <w:p>
+      <w:pPr>
+        <w:pStyle w:val="Code"/>
+      </w:pPr>
+      <w:r>
+        <w:t>{</w:t>
+        <w:br/>
+        <w:t xml:space="preserve">    ...</w:t>
+        <w:br/>
+        <w:t>}</w:t>
+      </w:r>
+    </w:p>
+    <w:p>
+      <w:pPr>
+        <w:pStyle w:val="Heading2"/>
+      </w:pPr>
+      <w:r>
+        <w:t>NOTICE</w:t>
+      </w:r>
+    </w:p>
+    <w:p>
+      <w:r>
+        <w:t>This work is licensed under the CC-BY-4.0.</w:t>
+      </w:r>
+    </w:p>
+    <w:p>
+      <w:pPr>
+        <w:pStyle w:val="ListBullet"/>
+      </w:pPr>
+      <w:r>
+        <w:t>SPDX-License-Identifier: CC-BY-4.0</w:t>
+      </w:r>
+    </w:p>
+    <w:p>
+      <w:pPr>
+        <w:pStyle w:val="ListBullet"/>
+      </w:pPr>
+      <w:r>
+        <w:t>SPDX-FileCopyrightText: [YYYY] [YOUR_COMPANY]</w:t>
+      </w:r>
+    </w:p>
+    <w:p>
+      <w:pPr>
+        <w:pStyle w:val="ListBullet"/>
+      </w:pPr>
+      <w:r>
+        <w:t>SPDX-FileCopyrightText: [YYYY] Contributors to the Eclipse Foundation</w:t>
+      </w:r>
+    </w:p>
+    <w:p>
+      <w:pPr>
+        <w:pStyle w:val="ListBullet"/>
+      </w:pPr>
+      <w:r>
+        <w:t>Source URL: https://github.com/eclipse-tractusx/eclipse-tractusx.github.io</w:t>
+      </w:r>
+    </w:p>
+    <w:p>
+      <w:pPr>
+        <w:sectPr>
+          <w:headerReference w:type="default" r:id="rId16"/>
           <w:footerReference w:type="default" r:id="rId26"/>
           <w:pgSz w:w="12240" w:h="15840"/>
           <w:pgMar w:top="1440" w:right="1800" w:bottom="1440" w:left="1800" w:header="720" w:footer="720" w:gutter="0"/>
@@ -4764,7 +4772,7 @@
         <w:pStyle w:val="Heading2"/>
       </w:pPr>
       <w:r>
-        <w:t>Sample data</w:t>
+        <w:t>Automotive Industry Extension</w:t>
       </w:r>
     </w:p>
     <w:p>
@@ -4773,107 +4781,6 @@
       </w:pPr>
       <w:r>
         <w:t>KIT NAME Icon</w:t>
-      </w:r>
-    </w:p>
-    <w:p>
-      <w:pPr>
-        <w:jc w:val="center"/>
-      </w:pPr>
-      <w:r>
-        <w:t>[SVG Image: tx-black-kit.svg]</w:t>
-      </w:r>
-    </w:p>
-    <w:p>
-      <w:pPr>
-        <w:pStyle w:val="Code"/>
-      </w:pPr>
-      <w:r>
-        <w:t>{</w:t>
-        <w:br/>
-        <w:t xml:space="preserve">    ...</w:t>
-        <w:br/>
-        <w:t>}</w:t>
-      </w:r>
-    </w:p>
-    <w:p>
-      <w:pPr>
-        <w:pStyle w:val="Heading2"/>
-      </w:pPr>
-      <w:r>
-        <w:t>NOTICE</w:t>
-      </w:r>
-    </w:p>
-    <w:p>
-      <w:r>
-        <w:t>This work is licensed under the CC-BY-4.0.</w:t>
-      </w:r>
-    </w:p>
-    <w:p>
-      <w:pPr>
-        <w:pStyle w:val="ListBullet"/>
-      </w:pPr>
-      <w:r>
-        <w:t>SPDX-License-Identifier: CC-BY-4.0</w:t>
-      </w:r>
-    </w:p>
-    <w:p>
-      <w:pPr>
-        <w:pStyle w:val="ListBullet"/>
-      </w:pPr>
-      <w:r>
-        <w:t>SPDX-FileCopyrightText: [YYYY] [YOUR_COMPANY]</w:t>
-      </w:r>
-    </w:p>
-    <w:p>
-      <w:pPr>
-        <w:pStyle w:val="ListBullet"/>
-      </w:pPr>
-      <w:r>
-        <w:t>SPDX-FileCopyrightText: [YYYY] Contributors to the Eclipse Foundation</w:t>
-      </w:r>
-    </w:p>
-    <w:p>
-      <w:pPr>
-        <w:pStyle w:val="ListBullet"/>
-      </w:pPr>
-      <w:r>
-        <w:t>Source URL: https://github.com/eclipse-tractusx/eclipse-tractusx.github.io</w:t>
-      </w:r>
-    </w:p>
-    <w:p>
-      <w:pPr>
-        <w:sectPr>
-          <w:headerReference w:type="default" r:id="rId17"/>
-          <w:footerReference w:type="default" r:id="rId27"/>
-          <w:pgSz w:w="12240" w:h="15840"/>
-          <w:pgMar w:top="1440" w:right="1800" w:bottom="1440" w:left="1800" w:header="720" w:footer="720" w:gutter="0"/>
-          <w:cols w:space="720"/>
-          <w:docGrid w:linePitch="360"/>
-        </w:sectPr>
-      </w:pPr>
-    </w:p>
-    <w:p>
-      <w:pPr>
-        <w:pStyle w:val="Heading2"/>
-      </w:pPr>
-      <w:r>
-        <w:t>Automotive Industry Extension</w:t>
-      </w:r>
-    </w:p>
-    <w:p>
-      <w:pPr>
-        <w:jc w:val="center"/>
-      </w:pPr>
-      <w:r>
-        <w:t>KIT NAME Icon</w:t>
-      </w:r>
-    </w:p>
-    <w:p>
-      <w:pPr>
-        <w:jc w:val="center"/>
-      </w:pPr>
-      <w:r>
-        <w:t>[SVG Image: tx-black-kit.svg]</w:t>
       </w:r>
     </w:p>
     <w:p>
@@ -5257,8 +5164,8 @@
     <w:p>
       <w:pPr>
         <w:sectPr>
-          <w:headerReference w:type="default" r:id="rId18"/>
-          <w:footerReference w:type="default" r:id="rId28"/>
+          <w:headerReference w:type="default" r:id="rId17"/>
+          <w:footerReference w:type="default" r:id="rId27"/>
           <w:pgSz w:w="12240" w:h="15840"/>
           <w:pgMar w:top="1440" w:right="1800" w:bottom="1440" w:left="1800" w:header="720" w:footer="720" w:gutter="0"/>
           <w:cols w:space="720"/>
@@ -5280,14 +5187,6 @@
       </w:pPr>
       <w:r>
         <w:t>KIT NAME Icon</w:t>
-      </w:r>
-    </w:p>
-    <w:p>
-      <w:pPr>
-        <w:jc w:val="center"/>
-      </w:pPr>
-      <w:r>
-        <w:t>[SVG Image: tx-black-kit.svg]</w:t>
       </w:r>
     </w:p>
     <w:p>
@@ -5704,8 +5603,8 @@
     <w:p>
       <w:pPr>
         <w:sectPr>
-          <w:headerReference w:type="default" r:id="rId19"/>
-          <w:footerReference w:type="default" r:id="rId29"/>
+          <w:headerReference w:type="default" r:id="rId18"/>
+          <w:footerReference w:type="default" r:id="rId28"/>
           <w:pgSz w:w="12240" w:h="15840"/>
           <w:pgMar w:top="1440" w:right="1800" w:bottom="1440" w:left="1800" w:header="720" w:footer="720" w:gutter="0"/>
           <w:cols w:space="720"/>
@@ -5727,14 +5626,6 @@
       </w:pPr>
       <w:r>
         <w:t>KIT NAME Icon</w:t>
-      </w:r>
-    </w:p>
-    <w:p>
-      <w:pPr>
-        <w:jc w:val="center"/>
-      </w:pPr>
-      <w:r>
-        <w:t>[SVG Image: tx-black-kit.svg]</w:t>
       </w:r>
     </w:p>
     <w:p>
@@ -6184,8 +6075,8 @@
     <w:p>
       <w:pPr>
         <w:sectPr>
-          <w:headerReference w:type="default" r:id="rId20"/>
-          <w:footerReference w:type="default" r:id="rId30"/>
+          <w:headerReference w:type="default" r:id="rId19"/>
+          <w:footerReference w:type="default" r:id="rId29"/>
           <w:pgSz w:w="12240" w:h="15840"/>
           <w:pgMar w:top="1440" w:right="1800" w:bottom="1440" w:left="1800" w:header="720" w:footer="720" w:gutter="0"/>
           <w:cols w:space="720"/>
@@ -6207,14 +6098,6 @@
       </w:pPr>
       <w:r>
         <w:t>KIT NAME Icon</w:t>
-      </w:r>
-    </w:p>
-    <w:p>
-      <w:pPr>
-        <w:jc w:val="center"/>
-      </w:pPr>
-      <w:r>
-        <w:t>[SVG Image: tx-black-kit.svg]</w:t>
       </w:r>
     </w:p>
     <w:p>
@@ -6751,8 +6634,8 @@
       </w:r>
     </w:p>
     <w:sectPr>
-      <w:headerReference w:type="default" r:id="rId21"/>
-      <w:footerReference w:type="default" r:id="rId31"/>
+      <w:headerReference w:type="default" r:id="rId20"/>
+      <w:footerReference w:type="default" r:id="rId30"/>
       <w:pgSz w:w="12240" w:h="15840"/>
       <w:pgMar w:top="1440" w:right="1800" w:bottom="1440" w:left="1800" w:header="720" w:footer="720" w:gutter="0"/>
       <w:cols w:space="720"/>
@@ -7620,8 +7503,8 @@
     <w:rPr>
       <w:rFonts w:ascii="Calibri" w:hAnsi="Calibri"/>
       <w:i/>
-      <w:color w:val="646464"/>
-      <w:sz w:val="20"/>
+      <w:color w:val="000000"/>
+      <w:sz w:val="18"/>
     </w:rPr>
   </w:style>
   <w:style w:type="paragraph" w:styleId="Header">

--- a/docs-kits/kit-template/kit-template.docx
+++ b/docs-kits/kit-template/kit-template.docx
@@ -32,7 +32,7 @@
         <w:rPr>
           <w:sz w:val="24"/>
         </w:rPr>
-        <w:t>Generated: 2026-02-02</w:t>
+        <w:t>Generated: 2026-02-09</w:t>
       </w:r>
     </w:p>
     <w:p>
@@ -2455,7 +2455,7 @@
     <w:p>
       <w:pPr>
         <w:sectPr>
-          <w:footerReference w:type="default" r:id="rId20"/>
+          <w:footerReference w:type="default" r:id="rId21"/>
           <w:pgSz w:w="12240" w:h="15840"/>
           <w:pgMar w:top="1440" w:right="1800" w:bottom="1440" w:left="1800" w:header="720" w:footer="720" w:gutter="0"/>
           <w:cols w:space="720"/>
@@ -2726,7 +2726,7 @@
               <a:graphicData uri="http://schemas.openxmlformats.org/drawingml/2006/picture">
                 <pic:pic>
                   <pic:nvPicPr>
-                    <pic:cNvPr id="0" name="tmpp665hwl6.png"/>
+                    <pic:cNvPr id="0" name="tmpriulf3t_.png"/>
                     <pic:cNvPicPr/>
                   </pic:nvPicPr>
                   <pic:blipFill>
@@ -3248,7 +3248,7 @@
       <w:pPr>
         <w:sectPr>
           <w:headerReference w:type="default" r:id="rId9"/>
-          <w:footerReference w:type="default" r:id="rId21"/>
+          <w:footerReference w:type="default" r:id="rId22"/>
           <w:pgSz w:w="12240" w:h="15840"/>
           <w:pgMar w:top="1440" w:right="1800" w:bottom="1440" w:left="1800" w:header="720" w:footer="720" w:gutter="0"/>
           <w:cols w:space="720"/>
@@ -3602,7 +3602,7 @@
       <w:pPr>
         <w:sectPr>
           <w:headerReference w:type="default" r:id="rId11"/>
-          <w:footerReference w:type="default" r:id="rId22"/>
+          <w:footerReference w:type="default" r:id="rId23"/>
           <w:pgSz w:w="12240" w:h="15840"/>
           <w:pgMar w:top="1440" w:right="1800" w:bottom="1440" w:left="1800" w:header="720" w:footer="720" w:gutter="0"/>
           <w:cols w:space="720"/>
@@ -3677,7 +3677,7 @@
               <a:graphicData uri="http://schemas.openxmlformats.org/drawingml/2006/picture">
                 <pic:pic>
                   <pic:nvPicPr>
-                    <pic:cNvPr id="0" name="tmp0j0_f8lt.png"/>
+                    <pic:cNvPr id="0" name="tmpoulhme7j.png"/>
                     <pic:cNvPicPr/>
                   </pic:nvPicPr>
                   <pic:blipFill>
@@ -3866,7 +3866,7 @@
       <w:pPr>
         <w:sectPr>
           <w:headerReference w:type="default" r:id="rId12"/>
-          <w:footerReference w:type="default" r:id="rId23"/>
+          <w:footerReference w:type="default" r:id="rId24"/>
           <w:pgSz w:w="12240" w:h="15840"/>
           <w:pgMar w:top="1440" w:right="1800" w:bottom="1440" w:left="1800" w:header="720" w:footer="720" w:gutter="0"/>
           <w:cols w:space="720"/>
@@ -3987,6 +3987,7 @@
     <w:p>
       <w:pPr>
         <w:spacing w:before="240" w:after="120"/>
+        <w:jc w:val="center"/>
       </w:pPr>
       <w:r>
         <w:rPr>
@@ -3994,7 +3995,59 @@
           <w:color w:val="2C3E50"/>
           <w:sz w:val="22"/>
         </w:rPr>
-        <w:t>📊 Diagram (Code)</w:t>
+        <w:t>📊 Diagram</w:t>
+      </w:r>
+    </w:p>
+    <w:p>
+      <w:pPr>
+        <w:jc w:val="center"/>
+      </w:pPr>
+      <w:r>
+        <w:drawing>
+          <wp:inline xmlns:a="http://schemas.openxmlformats.org/drawingml/2006/main" xmlns:pic="http://schemas.openxmlformats.org/drawingml/2006/picture">
+            <wp:extent cx="5486400" cy="3566478"/>
+            <wp:docPr id="3" name="Picture 3"/>
+            <wp:cNvGraphicFramePr>
+              <a:graphicFrameLocks noChangeAspect="1"/>
+            </wp:cNvGraphicFramePr>
+            <a:graphic>
+              <a:graphicData uri="http://schemas.openxmlformats.org/drawingml/2006/picture">
+                <pic:pic>
+                  <pic:nvPicPr>
+                    <pic:cNvPr id="0" name="tmps49zzb0b.png"/>
+                    <pic:cNvPicPr/>
+                  </pic:nvPicPr>
+                  <pic:blipFill>
+                    <a:blip r:embed="rId15"/>
+                    <a:stretch>
+                      <a:fillRect/>
+                    </a:stretch>
+                  </pic:blipFill>
+                  <pic:spPr>
+                    <a:xfrm>
+                      <a:off x="0" y="0"/>
+                      <a:ext cx="5486400" cy="3566478"/>
+                    </a:xfrm>
+                    <a:prstGeom prst="rect"/>
+                  </pic:spPr>
+                </pic:pic>
+              </a:graphicData>
+            </a:graphic>
+          </wp:inline>
+        </w:drawing>
+      </w:r>
+    </w:p>
+    <w:p>
+      <w:pPr>
+        <w:spacing w:before="120" w:after="60"/>
+      </w:pPr>
+      <w:r>
+        <w:rPr>
+          <w:i/>
+          <w:color w:val="646464"/>
+          <w:sz w:val="18"/>
+        </w:rPr>
+        <w:t>Source Code:</w:t>
       </w:r>
     </w:p>
     <w:p>
@@ -4621,7 +4674,7 @@
       <w:pPr>
         <w:sectPr>
           <w:headerReference w:type="default" r:id="rId14"/>
-          <w:footerReference w:type="default" r:id="rId24"/>
+          <w:footerReference w:type="default" r:id="rId25"/>
           <w:pgSz w:w="12240" w:h="15840"/>
           <w:pgMar w:top="1440" w:right="1800" w:bottom="1440" w:left="1800" w:header="720" w:footer="720" w:gutter="0"/>
           <w:cols w:space="720"/>
@@ -4705,8 +4758,8 @@
     <w:p>
       <w:pPr>
         <w:sectPr>
-          <w:headerReference w:type="default" r:id="rId15"/>
-          <w:footerReference w:type="default" r:id="rId25"/>
+          <w:headerReference w:type="default" r:id="rId16"/>
+          <w:footerReference w:type="default" r:id="rId26"/>
           <w:pgSz w:w="12240" w:h="15840"/>
           <w:pgMar w:top="1440" w:right="1800" w:bottom="1440" w:left="1800" w:header="720" w:footer="720" w:gutter="0"/>
           <w:cols w:space="720"/>
@@ -5111,8 +5164,8 @@
     <w:p>
       <w:pPr>
         <w:sectPr>
-          <w:headerReference w:type="default" r:id="rId16"/>
-          <w:footerReference w:type="default" r:id="rId26"/>
+          <w:headerReference w:type="default" r:id="rId17"/>
+          <w:footerReference w:type="default" r:id="rId27"/>
           <w:pgSz w:w="12240" w:h="15840"/>
           <w:pgMar w:top="1440" w:right="1800" w:bottom="1440" w:left="1800" w:header="720" w:footer="720" w:gutter="0"/>
           <w:cols w:space="720"/>
@@ -5550,8 +5603,8 @@
     <w:p>
       <w:pPr>
         <w:sectPr>
-          <w:headerReference w:type="default" r:id="rId17"/>
-          <w:footerReference w:type="default" r:id="rId27"/>
+          <w:headerReference w:type="default" r:id="rId18"/>
+          <w:footerReference w:type="default" r:id="rId28"/>
           <w:pgSz w:w="12240" w:h="15840"/>
           <w:pgMar w:top="1440" w:right="1800" w:bottom="1440" w:left="1800" w:header="720" w:footer="720" w:gutter="0"/>
           <w:cols w:space="720"/>
@@ -6022,8 +6075,8 @@
     <w:p>
       <w:pPr>
         <w:sectPr>
-          <w:headerReference w:type="default" r:id="rId18"/>
-          <w:footerReference w:type="default" r:id="rId28"/>
+          <w:headerReference w:type="default" r:id="rId19"/>
+          <w:footerReference w:type="default" r:id="rId29"/>
           <w:pgSz w:w="12240" w:h="15840"/>
           <w:pgMar w:top="1440" w:right="1800" w:bottom="1440" w:left="1800" w:header="720" w:footer="720" w:gutter="0"/>
           <w:cols w:space="720"/>
@@ -6581,8 +6634,8 @@
       </w:r>
     </w:p>
     <w:sectPr>
-      <w:headerReference w:type="default" r:id="rId19"/>
-      <w:footerReference w:type="default" r:id="rId29"/>
+      <w:headerReference w:type="default" r:id="rId20"/>
+      <w:footerReference w:type="default" r:id="rId30"/>
       <w:pgSz w:w="12240" w:h="15840"/>
       <w:pgMar w:top="1440" w:right="1800" w:bottom="1440" w:left="1800" w:header="720" w:footer="720" w:gutter="0"/>
       <w:cols w:space="720"/>

--- a/docs-kits/kit-template/kit-template.docx
+++ b/docs-kits/kit-template/kit-template.docx
@@ -32,7 +32,7 @@
         <w:rPr>
           <w:sz w:val="24"/>
         </w:rPr>
-        <w:t>Generated: 2026-02-02</w:t>
+        <w:t>Generated: 2026-02-13</w:t>
       </w:r>
     </w:p>
     <w:p>
@@ -2455,7 +2455,7 @@
     <w:p>
       <w:pPr>
         <w:sectPr>
-          <w:footerReference w:type="default" r:id="rId20"/>
+          <w:footerReference w:type="default" r:id="rId22"/>
           <w:pgSz w:w="12240" w:h="15840"/>
           <w:pgMar w:top="1440" w:right="1800" w:bottom="1440" w:left="1800" w:header="720" w:footer="720" w:gutter="0"/>
           <w:cols w:space="720"/>
@@ -2726,7 +2726,7 @@
               <a:graphicData uri="http://schemas.openxmlformats.org/drawingml/2006/picture">
                 <pic:pic>
                   <pic:nvPicPr>
-                    <pic:cNvPr id="0" name="tmpp665hwl6.png"/>
+                    <pic:cNvPr id="0" name="tmpk0q6g4xc.png"/>
                     <pic:cNvPicPr/>
                   </pic:nvPicPr>
                   <pic:blipFill>
@@ -3248,7 +3248,7 @@
       <w:pPr>
         <w:sectPr>
           <w:headerReference w:type="default" r:id="rId9"/>
-          <w:footerReference w:type="default" r:id="rId21"/>
+          <w:footerReference w:type="default" r:id="rId23"/>
           <w:pgSz w:w="12240" w:h="15840"/>
           <w:pgMar w:top="1440" w:right="1800" w:bottom="1440" w:left="1800" w:header="720" w:footer="720" w:gutter="0"/>
           <w:cols w:space="720"/>
@@ -3602,7 +3602,7 @@
       <w:pPr>
         <w:sectPr>
           <w:headerReference w:type="default" r:id="rId11"/>
-          <w:footerReference w:type="default" r:id="rId22"/>
+          <w:footerReference w:type="default" r:id="rId24"/>
           <w:pgSz w:w="12240" w:h="15840"/>
           <w:pgMar w:top="1440" w:right="1800" w:bottom="1440" w:left="1800" w:header="720" w:footer="720" w:gutter="0"/>
           <w:cols w:space="720"/>
@@ -3677,7 +3677,7 @@
               <a:graphicData uri="http://schemas.openxmlformats.org/drawingml/2006/picture">
                 <pic:pic>
                   <pic:nvPicPr>
-                    <pic:cNvPr id="0" name="tmp0j0_f8lt.png"/>
+                    <pic:cNvPr id="0" name="tmprmf12mo2.png"/>
                     <pic:cNvPicPr/>
                   </pic:nvPicPr>
                   <pic:blipFill>
@@ -3866,7 +3866,7 @@
       <w:pPr>
         <w:sectPr>
           <w:headerReference w:type="default" r:id="rId12"/>
-          <w:footerReference w:type="default" r:id="rId23"/>
+          <w:footerReference w:type="default" r:id="rId25"/>
           <w:pgSz w:w="12240" w:h="15840"/>
           <w:pgMar w:top="1440" w:right="1800" w:bottom="1440" w:left="1800" w:header="720" w:footer="720" w:gutter="0"/>
           <w:cols w:space="720"/>
@@ -3921,6 +3921,7 @@
     <w:p>
       <w:pPr>
         <w:spacing w:before="240" w:after="120"/>
+        <w:jc w:val="center"/>
       </w:pPr>
       <w:r>
         <w:rPr>
@@ -3928,7 +3929,59 @@
           <w:color w:val="2C3E50"/>
           <w:sz w:val="22"/>
         </w:rPr>
-        <w:t>📊 Diagram (Code)</w:t>
+        <w:t>📊 Diagram</w:t>
+      </w:r>
+    </w:p>
+    <w:p>
+      <w:pPr>
+        <w:jc w:val="center"/>
+      </w:pPr>
+      <w:r>
+        <w:drawing>
+          <wp:inline xmlns:a="http://schemas.openxmlformats.org/drawingml/2006/main" xmlns:pic="http://schemas.openxmlformats.org/drawingml/2006/picture">
+            <wp:extent cx="5486400" cy="3346892"/>
+            <wp:docPr id="3" name="Picture 3"/>
+            <wp:cNvGraphicFramePr>
+              <a:graphicFrameLocks noChangeAspect="1"/>
+            </wp:cNvGraphicFramePr>
+            <a:graphic>
+              <a:graphicData uri="http://schemas.openxmlformats.org/drawingml/2006/picture">
+                <pic:pic>
+                  <pic:nvPicPr>
+                    <pic:cNvPr id="0" name="tmp0ji1uold.png"/>
+                    <pic:cNvPicPr/>
+                  </pic:nvPicPr>
+                  <pic:blipFill>
+                    <a:blip r:embed="rId15"/>
+                    <a:stretch>
+                      <a:fillRect/>
+                    </a:stretch>
+                  </pic:blipFill>
+                  <pic:spPr>
+                    <a:xfrm>
+                      <a:off x="0" y="0"/>
+                      <a:ext cx="5486400" cy="3346892"/>
+                    </a:xfrm>
+                    <a:prstGeom prst="rect"/>
+                  </pic:spPr>
+                </pic:pic>
+              </a:graphicData>
+            </a:graphic>
+          </wp:inline>
+        </w:drawing>
+      </w:r>
+    </w:p>
+    <w:p>
+      <w:pPr>
+        <w:spacing w:before="120" w:after="60"/>
+      </w:pPr>
+      <w:r>
+        <w:rPr>
+          <w:i/>
+          <w:color w:val="646464"/>
+          <w:sz w:val="18"/>
+        </w:rPr>
+        <w:t>Source Code:</w:t>
       </w:r>
     </w:p>
     <w:p>
@@ -3987,6 +4040,7 @@
     <w:p>
       <w:pPr>
         <w:spacing w:before="240" w:after="120"/>
+        <w:jc w:val="center"/>
       </w:pPr>
       <w:r>
         <w:rPr>
@@ -3994,7 +4048,59 @@
           <w:color w:val="2C3E50"/>
           <w:sz w:val="22"/>
         </w:rPr>
-        <w:t>📊 Diagram (Code)</w:t>
+        <w:t>📊 Diagram</w:t>
+      </w:r>
+    </w:p>
+    <w:p>
+      <w:pPr>
+        <w:jc w:val="center"/>
+      </w:pPr>
+      <w:r>
+        <w:drawing>
+          <wp:inline xmlns:a="http://schemas.openxmlformats.org/drawingml/2006/main" xmlns:pic="http://schemas.openxmlformats.org/drawingml/2006/picture">
+            <wp:extent cx="5486400" cy="3566478"/>
+            <wp:docPr id="4" name="Picture 4"/>
+            <wp:cNvGraphicFramePr>
+              <a:graphicFrameLocks noChangeAspect="1"/>
+            </wp:cNvGraphicFramePr>
+            <a:graphic>
+              <a:graphicData uri="http://schemas.openxmlformats.org/drawingml/2006/picture">
+                <pic:pic>
+                  <pic:nvPicPr>
+                    <pic:cNvPr id="0" name="tmpev7q6xht.png"/>
+                    <pic:cNvPicPr/>
+                  </pic:nvPicPr>
+                  <pic:blipFill>
+                    <a:blip r:embed="rId16"/>
+                    <a:stretch>
+                      <a:fillRect/>
+                    </a:stretch>
+                  </pic:blipFill>
+                  <pic:spPr>
+                    <a:xfrm>
+                      <a:off x="0" y="0"/>
+                      <a:ext cx="5486400" cy="3566478"/>
+                    </a:xfrm>
+                    <a:prstGeom prst="rect"/>
+                  </pic:spPr>
+                </pic:pic>
+              </a:graphicData>
+            </a:graphic>
+          </wp:inline>
+        </w:drawing>
+      </w:r>
+    </w:p>
+    <w:p>
+      <w:pPr>
+        <w:spacing w:before="120" w:after="60"/>
+      </w:pPr>
+      <w:r>
+        <w:rPr>
+          <w:i/>
+          <w:color w:val="646464"/>
+          <w:sz w:val="18"/>
+        </w:rPr>
+        <w:t>Source Code:</w:t>
       </w:r>
     </w:p>
     <w:p>
@@ -4621,7 +4727,7 @@
       <w:pPr>
         <w:sectPr>
           <w:headerReference w:type="default" r:id="rId14"/>
-          <w:footerReference w:type="default" r:id="rId24"/>
+          <w:footerReference w:type="default" r:id="rId26"/>
           <w:pgSz w:w="12240" w:h="15840"/>
           <w:pgMar w:top="1440" w:right="1800" w:bottom="1440" w:left="1800" w:header="720" w:footer="720" w:gutter="0"/>
           <w:cols w:space="720"/>
@@ -4705,8 +4811,8 @@
     <w:p>
       <w:pPr>
         <w:sectPr>
-          <w:headerReference w:type="default" r:id="rId15"/>
-          <w:footerReference w:type="default" r:id="rId25"/>
+          <w:headerReference w:type="default" r:id="rId17"/>
+          <w:footerReference w:type="default" r:id="rId27"/>
           <w:pgSz w:w="12240" w:h="15840"/>
           <w:pgMar w:top="1440" w:right="1800" w:bottom="1440" w:left="1800" w:header="720" w:footer="720" w:gutter="0"/>
           <w:cols w:space="720"/>
@@ -5111,8 +5217,8 @@
     <w:p>
       <w:pPr>
         <w:sectPr>
-          <w:headerReference w:type="default" r:id="rId16"/>
-          <w:footerReference w:type="default" r:id="rId26"/>
+          <w:headerReference w:type="default" r:id="rId18"/>
+          <w:footerReference w:type="default" r:id="rId28"/>
           <w:pgSz w:w="12240" w:h="15840"/>
           <w:pgMar w:top="1440" w:right="1800" w:bottom="1440" w:left="1800" w:header="720" w:footer="720" w:gutter="0"/>
           <w:cols w:space="720"/>
@@ -5550,8 +5656,8 @@
     <w:p>
       <w:pPr>
         <w:sectPr>
-          <w:headerReference w:type="default" r:id="rId17"/>
-          <w:footerReference w:type="default" r:id="rId27"/>
+          <w:headerReference w:type="default" r:id="rId19"/>
+          <w:footerReference w:type="default" r:id="rId29"/>
           <w:pgSz w:w="12240" w:h="15840"/>
           <w:pgMar w:top="1440" w:right="1800" w:bottom="1440" w:left="1800" w:header="720" w:footer="720" w:gutter="0"/>
           <w:cols w:space="720"/>
@@ -6022,8 +6128,8 @@
     <w:p>
       <w:pPr>
         <w:sectPr>
-          <w:headerReference w:type="default" r:id="rId18"/>
-          <w:footerReference w:type="default" r:id="rId28"/>
+          <w:headerReference w:type="default" r:id="rId20"/>
+          <w:footerReference w:type="default" r:id="rId30"/>
           <w:pgSz w:w="12240" w:h="15840"/>
           <w:pgMar w:top="1440" w:right="1800" w:bottom="1440" w:left="1800" w:header="720" w:footer="720" w:gutter="0"/>
           <w:cols w:space="720"/>
@@ -6581,8 +6687,8 @@
       </w:r>
     </w:p>
     <w:sectPr>
-      <w:headerReference w:type="default" r:id="rId19"/>
-      <w:footerReference w:type="default" r:id="rId29"/>
+      <w:headerReference w:type="default" r:id="rId21"/>
+      <w:footerReference w:type="default" r:id="rId31"/>
       <w:pgSz w:w="12240" w:h="15840"/>
       <w:pgMar w:top="1440" w:right="1800" w:bottom="1440" w:left="1800" w:header="720" w:footer="720" w:gutter="0"/>
       <w:cols w:space="720"/>

--- a/docs-kits/kit-template/kit-template.docx
+++ b/docs-kits/kit-template/kit-template.docx
@@ -32,7 +32,7 @@
         <w:rPr>
           <w:sz w:val="24"/>
         </w:rPr>
-        <w:t>Generated: 2026-02-02</w:t>
+        <w:t>Generated: 2026-03-03</w:t>
       </w:r>
     </w:p>
     <w:p>
@@ -2455,7 +2455,7 @@
     <w:p>
       <w:pPr>
         <w:sectPr>
-          <w:footerReference w:type="default" r:id="rId20"/>
+          <w:footerReference w:type="default" r:id="rId22"/>
           <w:pgSz w:w="12240" w:h="15840"/>
           <w:pgMar w:top="1440" w:right="1800" w:bottom="1440" w:left="1800" w:header="720" w:footer="720" w:gutter="0"/>
           <w:cols w:space="720"/>
@@ -2726,7 +2726,7 @@
               <a:graphicData uri="http://schemas.openxmlformats.org/drawingml/2006/picture">
                 <pic:pic>
                   <pic:nvPicPr>
-                    <pic:cNvPr id="0" name="tmpp665hwl6.png"/>
+                    <pic:cNvPr id="0" name="tmpttqbr15s.png"/>
                     <pic:cNvPicPr/>
                   </pic:nvPicPr>
                   <pic:blipFill>
@@ -3248,7 +3248,7 @@
       <w:pPr>
         <w:sectPr>
           <w:headerReference w:type="default" r:id="rId9"/>
-          <w:footerReference w:type="default" r:id="rId21"/>
+          <w:footerReference w:type="default" r:id="rId23"/>
           <w:pgSz w:w="12240" w:h="15840"/>
           <w:pgMar w:top="1440" w:right="1800" w:bottom="1440" w:left="1800" w:header="720" w:footer="720" w:gutter="0"/>
           <w:cols w:space="720"/>
@@ -3602,7 +3602,7 @@
       <w:pPr>
         <w:sectPr>
           <w:headerReference w:type="default" r:id="rId11"/>
-          <w:footerReference w:type="default" r:id="rId22"/>
+          <w:footerReference w:type="default" r:id="rId24"/>
           <w:pgSz w:w="12240" w:h="15840"/>
           <w:pgMar w:top="1440" w:right="1800" w:bottom="1440" w:left="1800" w:header="720" w:footer="720" w:gutter="0"/>
           <w:cols w:space="720"/>
@@ -3677,7 +3677,7 @@
               <a:graphicData uri="http://schemas.openxmlformats.org/drawingml/2006/picture">
                 <pic:pic>
                   <pic:nvPicPr>
-                    <pic:cNvPr id="0" name="tmp0j0_f8lt.png"/>
+                    <pic:cNvPr id="0" name="tmp1ectpowz.png"/>
                     <pic:cNvPicPr/>
                   </pic:nvPicPr>
                   <pic:blipFill>
@@ -3866,7 +3866,7 @@
       <w:pPr>
         <w:sectPr>
           <w:headerReference w:type="default" r:id="rId12"/>
-          <w:footerReference w:type="default" r:id="rId23"/>
+          <w:footerReference w:type="default" r:id="rId25"/>
           <w:pgSz w:w="12240" w:h="15840"/>
           <w:pgMar w:top="1440" w:right="1800" w:bottom="1440" w:left="1800" w:header="720" w:footer="720" w:gutter="0"/>
           <w:cols w:space="720"/>
@@ -3921,6 +3921,7 @@
     <w:p>
       <w:pPr>
         <w:spacing w:before="240" w:after="120"/>
+        <w:jc w:val="center"/>
       </w:pPr>
       <w:r>
         <w:rPr>
@@ -3928,7 +3929,59 @@
           <w:color w:val="2C3E50"/>
           <w:sz w:val="22"/>
         </w:rPr>
-        <w:t>📊 Diagram (Code)</w:t>
+        <w:t>📊 Diagram</w:t>
+      </w:r>
+    </w:p>
+    <w:p>
+      <w:pPr>
+        <w:jc w:val="center"/>
+      </w:pPr>
+      <w:r>
+        <w:drawing>
+          <wp:inline xmlns:a="http://schemas.openxmlformats.org/drawingml/2006/main" xmlns:pic="http://schemas.openxmlformats.org/drawingml/2006/picture">
+            <wp:extent cx="5486400" cy="3346892"/>
+            <wp:docPr id="3" name="Picture 3"/>
+            <wp:cNvGraphicFramePr>
+              <a:graphicFrameLocks noChangeAspect="1"/>
+            </wp:cNvGraphicFramePr>
+            <a:graphic>
+              <a:graphicData uri="http://schemas.openxmlformats.org/drawingml/2006/picture">
+                <pic:pic>
+                  <pic:nvPicPr>
+                    <pic:cNvPr id="0" name="tmppga761i4.png"/>
+                    <pic:cNvPicPr/>
+                  </pic:nvPicPr>
+                  <pic:blipFill>
+                    <a:blip r:embed="rId15"/>
+                    <a:stretch>
+                      <a:fillRect/>
+                    </a:stretch>
+                  </pic:blipFill>
+                  <pic:spPr>
+                    <a:xfrm>
+                      <a:off x="0" y="0"/>
+                      <a:ext cx="5486400" cy="3346892"/>
+                    </a:xfrm>
+                    <a:prstGeom prst="rect"/>
+                  </pic:spPr>
+                </pic:pic>
+              </a:graphicData>
+            </a:graphic>
+          </wp:inline>
+        </w:drawing>
+      </w:r>
+    </w:p>
+    <w:p>
+      <w:pPr>
+        <w:spacing w:before="120" w:after="60"/>
+      </w:pPr>
+      <w:r>
+        <w:rPr>
+          <w:i/>
+          <w:color w:val="646464"/>
+          <w:sz w:val="18"/>
+        </w:rPr>
+        <w:t>Source Code:</w:t>
       </w:r>
     </w:p>
     <w:p>
@@ -3987,6 +4040,7 @@
     <w:p>
       <w:pPr>
         <w:spacing w:before="240" w:after="120"/>
+        <w:jc w:val="center"/>
       </w:pPr>
       <w:r>
         <w:rPr>
@@ -3994,7 +4048,59 @@
           <w:color w:val="2C3E50"/>
           <w:sz w:val="22"/>
         </w:rPr>
-        <w:t>📊 Diagram (Code)</w:t>
+        <w:t>📊 Diagram</w:t>
+      </w:r>
+    </w:p>
+    <w:p>
+      <w:pPr>
+        <w:jc w:val="center"/>
+      </w:pPr>
+      <w:r>
+        <w:drawing>
+          <wp:inline xmlns:a="http://schemas.openxmlformats.org/drawingml/2006/main" xmlns:pic="http://schemas.openxmlformats.org/drawingml/2006/picture">
+            <wp:extent cx="5486400" cy="3566478"/>
+            <wp:docPr id="4" name="Picture 4"/>
+            <wp:cNvGraphicFramePr>
+              <a:graphicFrameLocks noChangeAspect="1"/>
+            </wp:cNvGraphicFramePr>
+            <a:graphic>
+              <a:graphicData uri="http://schemas.openxmlformats.org/drawingml/2006/picture">
+                <pic:pic>
+                  <pic:nvPicPr>
+                    <pic:cNvPr id="0" name="tmplw4xz5dm.png"/>
+                    <pic:cNvPicPr/>
+                  </pic:nvPicPr>
+                  <pic:blipFill>
+                    <a:blip r:embed="rId16"/>
+                    <a:stretch>
+                      <a:fillRect/>
+                    </a:stretch>
+                  </pic:blipFill>
+                  <pic:spPr>
+                    <a:xfrm>
+                      <a:off x="0" y="0"/>
+                      <a:ext cx="5486400" cy="3566478"/>
+                    </a:xfrm>
+                    <a:prstGeom prst="rect"/>
+                  </pic:spPr>
+                </pic:pic>
+              </a:graphicData>
+            </a:graphic>
+          </wp:inline>
+        </w:drawing>
+      </w:r>
+    </w:p>
+    <w:p>
+      <w:pPr>
+        <w:spacing w:before="120" w:after="60"/>
+      </w:pPr>
+      <w:r>
+        <w:rPr>
+          <w:i/>
+          <w:color w:val="646464"/>
+          <w:sz w:val="18"/>
+        </w:rPr>
+        <w:t>Source Code:</w:t>
       </w:r>
     </w:p>
     <w:p>
@@ -4621,7 +4727,7 @@
       <w:pPr>
         <w:sectPr>
           <w:headerReference w:type="default" r:id="rId14"/>
-          <w:footerReference w:type="default" r:id="rId24"/>
+          <w:footerReference w:type="default" r:id="rId26"/>
           <w:pgSz w:w="12240" w:h="15840"/>
           <w:pgMar w:top="1440" w:right="1800" w:bottom="1440" w:left="1800" w:header="720" w:footer="720" w:gutter="0"/>
           <w:cols w:space="720"/>
@@ -4705,8 +4811,8 @@
     <w:p>
       <w:pPr>
         <w:sectPr>
-          <w:headerReference w:type="default" r:id="rId15"/>
-          <w:footerReference w:type="default" r:id="rId25"/>
+          <w:headerReference w:type="default" r:id="rId17"/>
+          <w:footerReference w:type="default" r:id="rId27"/>
           <w:pgSz w:w="12240" w:h="15840"/>
           <w:pgMar w:top="1440" w:right="1800" w:bottom="1440" w:left="1800" w:header="720" w:footer="720" w:gutter="0"/>
           <w:cols w:space="720"/>
@@ -5111,8 +5217,8 @@
     <w:p>
       <w:pPr>
         <w:sectPr>
-          <w:headerReference w:type="default" r:id="rId16"/>
-          <w:footerReference w:type="default" r:id="rId26"/>
+          <w:headerReference w:type="default" r:id="rId18"/>
+          <w:footerReference w:type="default" r:id="rId28"/>
           <w:pgSz w:w="12240" w:h="15840"/>
           <w:pgMar w:top="1440" w:right="1800" w:bottom="1440" w:left="1800" w:header="720" w:footer="720" w:gutter="0"/>
           <w:cols w:space="720"/>
@@ -5550,8 +5656,8 @@
     <w:p>
       <w:pPr>
         <w:sectPr>
-          <w:headerReference w:type="default" r:id="rId17"/>
-          <w:footerReference w:type="default" r:id="rId27"/>
+          <w:headerReference w:type="default" r:id="rId19"/>
+          <w:footerReference w:type="default" r:id="rId29"/>
           <w:pgSz w:w="12240" w:h="15840"/>
           <w:pgMar w:top="1440" w:right="1800" w:bottom="1440" w:left="1800" w:header="720" w:footer="720" w:gutter="0"/>
           <w:cols w:space="720"/>
@@ -6022,8 +6128,8 @@
     <w:p>
       <w:pPr>
         <w:sectPr>
-          <w:headerReference w:type="default" r:id="rId18"/>
-          <w:footerReference w:type="default" r:id="rId28"/>
+          <w:headerReference w:type="default" r:id="rId20"/>
+          <w:footerReference w:type="default" r:id="rId30"/>
           <w:pgSz w:w="12240" w:h="15840"/>
           <w:pgMar w:top="1440" w:right="1800" w:bottom="1440" w:left="1800" w:header="720" w:footer="720" w:gutter="0"/>
           <w:cols w:space="720"/>
@@ -6581,8 +6687,8 @@
       </w:r>
     </w:p>
     <w:sectPr>
-      <w:headerReference w:type="default" r:id="rId19"/>
-      <w:footerReference w:type="default" r:id="rId29"/>
+      <w:headerReference w:type="default" r:id="rId21"/>
+      <w:footerReference w:type="default" r:id="rId31"/>
       <w:pgSz w:w="12240" w:h="15840"/>
       <w:pgMar w:top="1440" w:right="1800" w:bottom="1440" w:left="1800" w:header="720" w:footer="720" w:gutter="0"/>
       <w:cols w:space="720"/>

--- a/docs-kits/kit-template/kit-template.docx
+++ b/docs-kits/kit-template/kit-template.docx
@@ -32,7 +32,7 @@
         <w:rPr>
           <w:sz w:val="24"/>
         </w:rPr>
-        <w:t>Generated: 2026-02-02</w:t>
+        <w:t>Generated: 2026-03-08</w:t>
       </w:r>
     </w:p>
     <w:p>
@@ -2455,7 +2455,7 @@
     <w:p>
       <w:pPr>
         <w:sectPr>
-          <w:footerReference w:type="default" r:id="rId20"/>
+          <w:footerReference w:type="default" r:id="rId22"/>
           <w:pgSz w:w="12240" w:h="15840"/>
           <w:pgMar w:top="1440" w:right="1800" w:bottom="1440" w:left="1800" w:header="720" w:footer="720" w:gutter="0"/>
           <w:cols w:space="720"/>
@@ -2726,7 +2726,7 @@
               <a:graphicData uri="http://schemas.openxmlformats.org/drawingml/2006/picture">
                 <pic:pic>
                   <pic:nvPicPr>
-                    <pic:cNvPr id="0" name="tmpp665hwl6.png"/>
+                    <pic:cNvPr id="0" name="tmp2aru3ycm.png"/>
                     <pic:cNvPicPr/>
                   </pic:nvPicPr>
                   <pic:blipFill>
@@ -3248,7 +3248,7 @@
       <w:pPr>
         <w:sectPr>
           <w:headerReference w:type="default" r:id="rId9"/>
-          <w:footerReference w:type="default" r:id="rId21"/>
+          <w:footerReference w:type="default" r:id="rId23"/>
           <w:pgSz w:w="12240" w:h="15840"/>
           <w:pgMar w:top="1440" w:right="1800" w:bottom="1440" w:left="1800" w:header="720" w:footer="720" w:gutter="0"/>
           <w:cols w:space="720"/>
@@ -3602,7 +3602,7 @@
       <w:pPr>
         <w:sectPr>
           <w:headerReference w:type="default" r:id="rId11"/>
-          <w:footerReference w:type="default" r:id="rId22"/>
+          <w:footerReference w:type="default" r:id="rId24"/>
           <w:pgSz w:w="12240" w:h="15840"/>
           <w:pgMar w:top="1440" w:right="1800" w:bottom="1440" w:left="1800" w:header="720" w:footer="720" w:gutter="0"/>
           <w:cols w:space="720"/>
@@ -3677,7 +3677,7 @@
               <a:graphicData uri="http://schemas.openxmlformats.org/drawingml/2006/picture">
                 <pic:pic>
                   <pic:nvPicPr>
-                    <pic:cNvPr id="0" name="tmp0j0_f8lt.png"/>
+                    <pic:cNvPr id="0" name="tmpq2ju05ul.png"/>
                     <pic:cNvPicPr/>
                   </pic:nvPicPr>
                   <pic:blipFill>
@@ -3866,7 +3866,7 @@
       <w:pPr>
         <w:sectPr>
           <w:headerReference w:type="default" r:id="rId12"/>
-          <w:footerReference w:type="default" r:id="rId23"/>
+          <w:footerReference w:type="default" r:id="rId25"/>
           <w:pgSz w:w="12240" w:h="15840"/>
           <w:pgMar w:top="1440" w:right="1800" w:bottom="1440" w:left="1800" w:header="720" w:footer="720" w:gutter="0"/>
           <w:cols w:space="720"/>
@@ -3921,6 +3921,7 @@
     <w:p>
       <w:pPr>
         <w:spacing w:before="240" w:after="120"/>
+        <w:jc w:val="center"/>
       </w:pPr>
       <w:r>
         <w:rPr>
@@ -3928,7 +3929,59 @@
           <w:color w:val="2C3E50"/>
           <w:sz w:val="22"/>
         </w:rPr>
-        <w:t>📊 Diagram (Code)</w:t>
+        <w:t>📊 Diagram</w:t>
+      </w:r>
+    </w:p>
+    <w:p>
+      <w:pPr>
+        <w:jc w:val="center"/>
+      </w:pPr>
+      <w:r>
+        <w:drawing>
+          <wp:inline xmlns:a="http://schemas.openxmlformats.org/drawingml/2006/main" xmlns:pic="http://schemas.openxmlformats.org/drawingml/2006/picture">
+            <wp:extent cx="5486400" cy="3346892"/>
+            <wp:docPr id="3" name="Picture 3"/>
+            <wp:cNvGraphicFramePr>
+              <a:graphicFrameLocks noChangeAspect="1"/>
+            </wp:cNvGraphicFramePr>
+            <a:graphic>
+              <a:graphicData uri="http://schemas.openxmlformats.org/drawingml/2006/picture">
+                <pic:pic>
+                  <pic:nvPicPr>
+                    <pic:cNvPr id="0" name="tmpa8ffbym6.png"/>
+                    <pic:cNvPicPr/>
+                  </pic:nvPicPr>
+                  <pic:blipFill>
+                    <a:blip r:embed="rId15"/>
+                    <a:stretch>
+                      <a:fillRect/>
+                    </a:stretch>
+                  </pic:blipFill>
+                  <pic:spPr>
+                    <a:xfrm>
+                      <a:off x="0" y="0"/>
+                      <a:ext cx="5486400" cy="3346892"/>
+                    </a:xfrm>
+                    <a:prstGeom prst="rect"/>
+                  </pic:spPr>
+                </pic:pic>
+              </a:graphicData>
+            </a:graphic>
+          </wp:inline>
+        </w:drawing>
+      </w:r>
+    </w:p>
+    <w:p>
+      <w:pPr>
+        <w:spacing w:before="120" w:after="60"/>
+      </w:pPr>
+      <w:r>
+        <w:rPr>
+          <w:i/>
+          <w:color w:val="646464"/>
+          <w:sz w:val="18"/>
+        </w:rPr>
+        <w:t>Source Code:</w:t>
       </w:r>
     </w:p>
     <w:p>
@@ -3987,6 +4040,7 @@
     <w:p>
       <w:pPr>
         <w:spacing w:before="240" w:after="120"/>
+        <w:jc w:val="center"/>
       </w:pPr>
       <w:r>
         <w:rPr>
@@ -3994,7 +4048,59 @@
           <w:color w:val="2C3E50"/>
           <w:sz w:val="22"/>
         </w:rPr>
-        <w:t>📊 Diagram (Code)</w:t>
+        <w:t>📊 Diagram</w:t>
+      </w:r>
+    </w:p>
+    <w:p>
+      <w:pPr>
+        <w:jc w:val="center"/>
+      </w:pPr>
+      <w:r>
+        <w:drawing>
+          <wp:inline xmlns:a="http://schemas.openxmlformats.org/drawingml/2006/main" xmlns:pic="http://schemas.openxmlformats.org/drawingml/2006/picture">
+            <wp:extent cx="5486400" cy="3566478"/>
+            <wp:docPr id="4" name="Picture 4"/>
+            <wp:cNvGraphicFramePr>
+              <a:graphicFrameLocks noChangeAspect="1"/>
+            </wp:cNvGraphicFramePr>
+            <a:graphic>
+              <a:graphicData uri="http://schemas.openxmlformats.org/drawingml/2006/picture">
+                <pic:pic>
+                  <pic:nvPicPr>
+                    <pic:cNvPr id="0" name="tmpvrn6ej1u.png"/>
+                    <pic:cNvPicPr/>
+                  </pic:nvPicPr>
+                  <pic:blipFill>
+                    <a:blip r:embed="rId16"/>
+                    <a:stretch>
+                      <a:fillRect/>
+                    </a:stretch>
+                  </pic:blipFill>
+                  <pic:spPr>
+                    <a:xfrm>
+                      <a:off x="0" y="0"/>
+                      <a:ext cx="5486400" cy="3566478"/>
+                    </a:xfrm>
+                    <a:prstGeom prst="rect"/>
+                  </pic:spPr>
+                </pic:pic>
+              </a:graphicData>
+            </a:graphic>
+          </wp:inline>
+        </w:drawing>
+      </w:r>
+    </w:p>
+    <w:p>
+      <w:pPr>
+        <w:spacing w:before="120" w:after="60"/>
+      </w:pPr>
+      <w:r>
+        <w:rPr>
+          <w:i/>
+          <w:color w:val="646464"/>
+          <w:sz w:val="18"/>
+        </w:rPr>
+        <w:t>Source Code:</w:t>
       </w:r>
     </w:p>
     <w:p>
@@ -4621,7 +4727,7 @@
       <w:pPr>
         <w:sectPr>
           <w:headerReference w:type="default" r:id="rId14"/>
-          <w:footerReference w:type="default" r:id="rId24"/>
+          <w:footerReference w:type="default" r:id="rId26"/>
           <w:pgSz w:w="12240" w:h="15840"/>
           <w:pgMar w:top="1440" w:right="1800" w:bottom="1440" w:left="1800" w:header="720" w:footer="720" w:gutter="0"/>
           <w:cols w:space="720"/>
@@ -4705,8 +4811,8 @@
     <w:p>
       <w:pPr>
         <w:sectPr>
-          <w:headerReference w:type="default" r:id="rId15"/>
-          <w:footerReference w:type="default" r:id="rId25"/>
+          <w:headerReference w:type="default" r:id="rId17"/>
+          <w:footerReference w:type="default" r:id="rId27"/>
           <w:pgSz w:w="12240" w:h="15840"/>
           <w:pgMar w:top="1440" w:right="1800" w:bottom="1440" w:left="1800" w:header="720" w:footer="720" w:gutter="0"/>
           <w:cols w:space="720"/>
@@ -5111,8 +5217,8 @@
     <w:p>
       <w:pPr>
         <w:sectPr>
-          <w:headerReference w:type="default" r:id="rId16"/>
-          <w:footerReference w:type="default" r:id="rId26"/>
+          <w:headerReference w:type="default" r:id="rId18"/>
+          <w:footerReference w:type="default" r:id="rId28"/>
           <w:pgSz w:w="12240" w:h="15840"/>
           <w:pgMar w:top="1440" w:right="1800" w:bottom="1440" w:left="1800" w:header="720" w:footer="720" w:gutter="0"/>
           <w:cols w:space="720"/>
@@ -5550,8 +5656,8 @@
     <w:p>
       <w:pPr>
         <w:sectPr>
-          <w:headerReference w:type="default" r:id="rId17"/>
-          <w:footerReference w:type="default" r:id="rId27"/>
+          <w:headerReference w:type="default" r:id="rId19"/>
+          <w:footerReference w:type="default" r:id="rId29"/>
           <w:pgSz w:w="12240" w:h="15840"/>
           <w:pgMar w:top="1440" w:right="1800" w:bottom="1440" w:left="1800" w:header="720" w:footer="720" w:gutter="0"/>
           <w:cols w:space="720"/>
@@ -6022,8 +6128,8 @@
     <w:p>
       <w:pPr>
         <w:sectPr>
-          <w:headerReference w:type="default" r:id="rId18"/>
-          <w:footerReference w:type="default" r:id="rId28"/>
+          <w:headerReference w:type="default" r:id="rId20"/>
+          <w:footerReference w:type="default" r:id="rId30"/>
           <w:pgSz w:w="12240" w:h="15840"/>
           <w:pgMar w:top="1440" w:right="1800" w:bottom="1440" w:left="1800" w:header="720" w:footer="720" w:gutter="0"/>
           <w:cols w:space="720"/>
@@ -6581,8 +6687,8 @@
       </w:r>
     </w:p>
     <w:sectPr>
-      <w:headerReference w:type="default" r:id="rId19"/>
-      <w:footerReference w:type="default" r:id="rId29"/>
+      <w:headerReference w:type="default" r:id="rId21"/>
+      <w:footerReference w:type="default" r:id="rId31"/>
       <w:pgSz w:w="12240" w:h="15840"/>
       <w:pgMar w:top="1440" w:right="1800" w:bottom="1440" w:left="1800" w:header="720" w:footer="720" w:gutter="0"/>
       <w:cols w:space="720"/>
